--- a/public/templates/Reporting Template.docx
+++ b/public/templates/Reporting Template.docx
@@ -222,7 +222,7 @@
               <w:rPr>
                 <w:rFonts w:ascii="Arial" w:eastAsia="Arial" w:hAnsi="Arial" w:cs="Arial"/>
               </w:rPr>
-              <w:t>Stakeholder</w:t>
+              <w:t>Requestor</w:t>
             </w:r>
           </w:p>
         </w:tc>
